--- a/docs/Delta-X-Multi-Robot-Installation-Calibration-Operation-Guide.docx
+++ b/docs/Delta-X-Multi-Robot-Installation-Calibration-Operation-Guide.docx
@@ -108,7 +108,7 @@
           <w:color w:val="5B6573"/>
           <w:sz w:val="21"/>
         </w:rPr>
-        <w:t>Applies to Delta X Software 1.3.0 and the multi-robot tracking platform</w:t>
+        <w:t>Applies to Delta X Software 2.0.0 and the multi-robot tracking platform</w:t>
       </w:r>
     </w:p>
     <w:p>
